--- a/zht/docx/070.content.docx
+++ b/zht/docx/070.content.docx
@@ -150,26 +150,6 @@
           <w:lang w:val="zh_TW" w:bidi="zh_TW"/>
         </w:rPr>
         <w:t>ru</w:t>
-      </w:r>
-      <w:r>
-        <w:rPr>
-          <w:lang w:val="zh_TW" w:bidi="zh_TW"/>
-        </w:rPr>
-      </w:r>
-    </w:p>
-    <w:p>
-      <w:pPr/>
-      <w:r>
-        <w:rPr>
-          <w:lang w:val="zh_TW" w:bidi="zh_TW"/>
-        </w:rPr>
-      </w:r>
-      <w:r>
-        <w:rPr>
-          <w:i/>
-          <w:lang w:val="zh_TW" w:bidi="zh_TW"/>
-        </w:rPr>
-        <w:t>入侵</w:t>
       </w:r>
       <w:r>
         <w:rPr>

--- a/zht/docx/070.content.docx
+++ b/zht/docx/070.content.docx
@@ -19,7 +19,7 @@
         <w:rPr>
           <w:lang w:val="zh_TW" w:bidi="zh_TW"/>
         </w:rPr>
-        <w:t>Resource: Study Notes - Themes (Tyndale)</w:t>
+        <w:t>Resource: Tyndale Open Study Notes</w:t>
       </w:r>
       <w:r>
         <w:rPr>
@@ -112,7 +112,7 @@
         <w:rPr>
           <w:lang w:val="zh_TW" w:bidi="zh_TW"/>
         </w:rPr>
-        <w:t>Study Notes - Themes (Tyndale)</w:t>
+        <w:t>Tyndale Open Study Notes</w:t>
       </w:r>
     </w:p>
     <w:p>

--- a/zht/docx/070.content.docx
+++ b/zht/docx/070.content.docx
@@ -149,7 +149,7 @@
         <w:rPr>
           <w:lang w:val="zh_TW" w:bidi="zh_TW"/>
         </w:rPr>
-        <w:t>ru</w:t>
+        <w:t>she</w:t>
       </w:r>
       <w:r>
         <w:rPr>
@@ -212,7 +212,7 @@
         <w:rPr>
           <w:lang w:val="zh_TW" w:bidi="zh_TW"/>
         </w:rPr>
-        <w:t>入侵</w:t>
+        <w:t>社會公義</w:t>
       </w:r>
       <w:r>
         <w:rPr>
@@ -231,7 +231,213 @@
         <w:rPr>
           <w:lang w:val="zh_TW" w:bidi="zh_TW"/>
         </w:rPr>
-        <w:t>在古代世界，外邦入侵是常見的事，往往帶來極大的艱難。若入侵者得勝，後果便是毀滅與苦難。得勝的入侵者會殺害成年男子、強暴婦女、擄走兒童為奴、奪取財物，並摧毀剩下的一切。入侵的威脅令百姓充滿恐懼。</w:t>
+        <w:t>在舊約中，先知經常責備社會中的邪惡，並呼籲人們實踐社會公義（公平對待所有人，特別是窮人與弱勢群體）。先知以利亞對拿伯被謀殺的反應，以及他對亞哈王的責備，是早期的一個例子（</w:t>
+      </w:r>
+      <w:hyperlink r:id="rId13">
+        <w:r>
+          <w:rPr>
+            <w:lang w:val="zh_TW" w:bidi="zh_TW"/>
+          </w:rPr>
+          <w:rPr>
+            <w:color w:val="0000EE"/>
+            <w:u w:val="single"/>
+          </w:rPr>
+          <w:t>王上21:16–24</w:t>
+        </w:r>
+      </w:hyperlink>
+      <w:r>
+        <w:rPr>
+          <w:lang w:val="zh_TW" w:bidi="zh_TW"/>
+        </w:rPr>
+        <w:t>，公元前800年代）。到了公元前700年代，這種關注社會議題的先知信息更加明顯：</w:t>
+      </w:r>
+      <w:r>
+        <w:rPr>
+          <w:lang w:val="zh_TW" w:bidi="zh_TW"/>
+        </w:rPr>
+        <w:t>何西阿與阿摩司在以色列，傳講關於社會公義的信息，彌迦和以賽亞則在猶大發出同樣的呼聲。</w:t>
+        <w:br/>
+        <w:br/>
+      </w:r>
+      <w:r>
+        <w:rPr>
+          <w:lang w:val="zh_TW" w:bidi="zh_TW"/>
+        </w:rPr>
+        <w:t>阿摩司對以色列人欺壓弱勢群體的行為深感震驚</w:t>
+      </w:r>
+      <w:r>
+        <w:rPr>
+          <w:lang w:val="zh_TW" w:bidi="zh_TW"/>
+        </w:rPr>
+        <w:t xml:space="preserve"> （</w:t>
+      </w:r>
+      <w:hyperlink r:id="rId14">
+        <w:r>
+          <w:rPr>
+            <w:lang w:val="zh_TW" w:bidi="zh_TW"/>
+          </w:rPr>
+          <w:rPr>
+            <w:color w:val="0000EE"/>
+            <w:u w:val="single"/>
+          </w:rPr>
+          <w:t>摩2:6–8</w:t>
+        </w:r>
+      </w:hyperlink>
+      <w:r>
+        <w:rPr>
+          <w:lang w:val="zh_TW" w:bidi="zh_TW"/>
+        </w:rPr>
+        <w:t>；</w:t>
+      </w:r>
+      <w:hyperlink r:id="rId15">
+        <w:r>
+          <w:rPr>
+            <w:lang w:val="zh_TW" w:bidi="zh_TW"/>
+          </w:rPr>
+          <w:rPr>
+            <w:color w:val="0000EE"/>
+            <w:u w:val="single"/>
+          </w:rPr>
+          <w:t>3:10</w:t>
+        </w:r>
+      </w:hyperlink>
+      <w:r>
+        <w:rPr>
+          <w:lang w:val="zh_TW" w:bidi="zh_TW"/>
+        </w:rPr>
+        <w:t>）。</w:t>
+      </w:r>
+      <w:r>
+        <w:rPr>
+          <w:lang w:val="zh_TW" w:bidi="zh_TW"/>
+        </w:rPr>
+        <w:t>與周邊國家不同，以色列與神有特殊的關係，但他們卻背棄了神</w:t>
+      </w:r>
+      <w:r>
+        <w:rPr>
+          <w:lang w:val="zh_TW" w:bidi="zh_TW"/>
+        </w:rPr>
+        <w:t xml:space="preserve"> （</w:t>
+      </w:r>
+      <w:hyperlink r:id="rId16">
+        <w:r>
+          <w:rPr>
+            <w:lang w:val="zh_TW" w:bidi="zh_TW"/>
+          </w:rPr>
+          <w:rPr>
+            <w:color w:val="0000EE"/>
+            <w:u w:val="single"/>
+          </w:rPr>
+          <w:t>2:9–12</w:t>
+        </w:r>
+      </w:hyperlink>
+      <w:r>
+        <w:rPr>
+          <w:lang w:val="zh_TW" w:bidi="zh_TW"/>
+        </w:rPr>
+        <w:t>，</w:t>
+      </w:r>
+      <w:hyperlink r:id="rId17">
+        <w:r>
+          <w:rPr>
+            <w:lang w:val="zh_TW" w:bidi="zh_TW"/>
+          </w:rPr>
+          <w:rPr>
+            <w:color w:val="0000EE"/>
+            <w:u w:val="single"/>
+          </w:rPr>
+          <w:t>3:1–2</w:t>
+        </w:r>
+      </w:hyperlink>
+      <w:r>
+        <w:rPr>
+          <w:lang w:val="zh_TW" w:bidi="zh_TW"/>
+        </w:rPr>
+        <w:t>）。</w:t>
+      </w:r>
+      <w:r>
+        <w:rPr>
+          <w:lang w:val="zh_TW" w:bidi="zh_TW"/>
+        </w:rPr>
+        <w:t>以色列人既拒絕以正確的方式敬拜神，又壓迫弱勢群體，因此神將毫不留情地審判他們</w:t>
+      </w:r>
+      <w:r>
+        <w:rPr>
+          <w:lang w:val="zh_TW" w:bidi="zh_TW"/>
+        </w:rPr>
+        <w:t xml:space="preserve"> （</w:t>
+      </w:r>
+      <w:hyperlink r:id="rId18">
+        <w:r>
+          <w:rPr>
+            <w:lang w:val="zh_TW" w:bidi="zh_TW"/>
+          </w:rPr>
+          <w:rPr>
+            <w:color w:val="0000EE"/>
+            <w:u w:val="single"/>
+          </w:rPr>
+          <w:t>4:12</w:t>
+        </w:r>
+      </w:hyperlink>
+      <w:r>
+        <w:rPr>
+          <w:lang w:val="zh_TW" w:bidi="zh_TW"/>
+        </w:rPr>
+        <w:t>）。</w:t>
+      </w:r>
+      <w:r>
+        <w:rPr>
+          <w:lang w:val="zh_TW" w:bidi="zh_TW"/>
+        </w:rPr>
+        <w:t>神要祂的子民</w:t>
+      </w:r>
+      <w:r>
+        <w:rPr>
+          <w:lang w:val="zh_TW" w:bidi="zh_TW"/>
+        </w:rPr>
+        <w:t>「</w:t>
+      </w:r>
+      <w:r>
+        <w:rPr>
+          <w:lang w:val="zh_TW" w:bidi="zh_TW"/>
+        </w:rPr>
+        <w:t>願公平如大水滾滾</w:t>
+      </w:r>
+      <w:r>
+        <w:rPr>
+          <w:lang w:val="zh_TW" w:bidi="zh_TW"/>
+        </w:rPr>
+        <w:t>」 （</w:t>
+      </w:r>
+      <w:hyperlink r:id="rId19">
+        <w:r>
+          <w:rPr>
+            <w:lang w:val="zh_TW" w:bidi="zh_TW"/>
+          </w:rPr>
+          <w:rPr>
+            <w:color w:val="0000EE"/>
+            <w:u w:val="single"/>
+          </w:rPr>
+          <w:t>摩5:24</w:t>
+        </w:r>
+      </w:hyperlink>
+      <w:r>
+        <w:rPr>
+          <w:lang w:val="zh_TW" w:bidi="zh_TW"/>
+        </w:rPr>
+        <w:t>）。</w:t>
+      </w:r>
+      <w:r>
+        <w:rPr>
+          <w:lang w:val="zh_TW" w:bidi="zh_TW"/>
+        </w:rPr>
+        <w:t>那些抗拒公義的人將被沖走</w:t>
+      </w:r>
+      <w:r>
+        <w:rPr>
+          <w:lang w:val="zh_TW" w:bidi="zh_TW"/>
+        </w:rPr>
+        <w:t>。</w:t>
       </w:r>
     </w:p>
     <w:p>
@@ -245,7 +451,199 @@
         <w:rPr>
           <w:lang w:val="zh_TW" w:bidi="zh_TW"/>
         </w:rPr>
-        <w:t>在王國的最後幾十年，猶大和耶路撒冷的居民生活在巴比倫征服的陰影之下。一個多世紀前，亞述人滅了北方的以色列國，並入侵猶大、攻打耶路撒冷。這些事件清晰留在猶大人民的記憶中。先知耶利米警告另一場入侵即將來臨，並預告那將帶來毀滅。</w:t>
+        <w:t>新約聖經也強調社會公義的重要性。耶穌將真實的敬拜與實踐社會公義</w:t>
+      </w:r>
+      <w:r>
+        <w:rPr>
+          <w:lang w:val="zh_TW" w:bidi="zh_TW"/>
+        </w:rPr>
+        <w:t>聯繫起來</w:t>
+      </w:r>
+      <w:r>
+        <w:rPr>
+          <w:lang w:val="zh_TW" w:bidi="zh_TW"/>
+        </w:rPr>
+        <w:t>。</w:t>
+      </w:r>
+      <w:r>
+        <w:rPr>
+          <w:lang w:val="zh_TW" w:bidi="zh_TW"/>
+        </w:rPr>
+        <w:t>祂警告那些沒有以愛心行動展現信仰的人，將面臨審判</w:t>
+      </w:r>
+      <w:r>
+        <w:rPr>
+          <w:lang w:val="zh_TW" w:bidi="zh_TW"/>
+        </w:rPr>
+        <w:t>（見</w:t>
+      </w:r>
+      <w:hyperlink r:id="rId20">
+        <w:r>
+          <w:rPr>
+            <w:lang w:val="zh_TW" w:bidi="zh_TW"/>
+          </w:rPr>
+          <w:rPr>
+            <w:color w:val="0000EE"/>
+            <w:u w:val="single"/>
+          </w:rPr>
+          <w:t>太25:31–46</w:t>
+        </w:r>
+      </w:hyperlink>
+      <w:r>
+        <w:rPr>
+          <w:lang w:val="zh_TW" w:bidi="zh_TW"/>
+        </w:rPr>
+        <w:t>）。</w:t>
+      </w:r>
+      <w:r>
+        <w:rPr>
+          <w:lang w:val="zh_TW" w:bidi="zh_TW"/>
+        </w:rPr>
+        <w:t>明白真理必須付諸行動，才能證明信心的真實</w:t>
+      </w:r>
+      <w:r>
+        <w:rPr>
+          <w:lang w:val="zh_TW" w:bidi="zh_TW"/>
+        </w:rPr>
+        <w:t>（見</w:t>
+      </w:r>
+      <w:hyperlink r:id="rId21">
+        <w:r>
+          <w:rPr>
+            <w:lang w:val="zh_TW" w:bidi="zh_TW"/>
+          </w:rPr>
+          <w:rPr>
+            <w:color w:val="0000EE"/>
+            <w:u w:val="single"/>
+          </w:rPr>
+          <w:t>路10:25–37</w:t>
+        </w:r>
+      </w:hyperlink>
+      <w:r>
+        <w:rPr>
+          <w:lang w:val="zh_TW" w:bidi="zh_TW"/>
+        </w:rPr>
+        <w:t>；</w:t>
+      </w:r>
+      <w:hyperlink r:id="rId22">
+        <w:r>
+          <w:rPr>
+            <w:lang w:val="zh_TW" w:bidi="zh_TW"/>
+          </w:rPr>
+          <w:rPr>
+            <w:color w:val="0000EE"/>
+            <w:u w:val="single"/>
+          </w:rPr>
+          <w:t>約13:35</w:t>
+        </w:r>
+      </w:hyperlink>
+      <w:r>
+        <w:rPr>
+          <w:lang w:val="zh_TW" w:bidi="zh_TW"/>
+        </w:rPr>
+        <w:t>）。</w:t>
+      </w:r>
+      <w:r>
+        <w:rPr>
+          <w:lang w:val="zh_TW" w:bidi="zh_TW"/>
+        </w:rPr>
+        <w:t>耶穌的跟隨者明白，社會公義在早期基督教群體中是必不可少的</w:t>
+      </w:r>
+      <w:r>
+        <w:rPr>
+          <w:lang w:val="zh_TW" w:bidi="zh_TW"/>
+        </w:rPr>
+        <w:t>（見</w:t>
+      </w:r>
+      <w:hyperlink r:id="rId23">
+        <w:r>
+          <w:rPr>
+            <w:lang w:val="zh_TW" w:bidi="zh_TW"/>
+          </w:rPr>
+          <w:rPr>
+            <w:color w:val="0000EE"/>
+            <w:u w:val="single"/>
+          </w:rPr>
+          <w:t>徒2:44–45</w:t>
+        </w:r>
+      </w:hyperlink>
+      <w:r>
+        <w:rPr>
+          <w:lang w:val="zh_TW" w:bidi="zh_TW"/>
+        </w:rPr>
+        <w:t>；</w:t>
+      </w:r>
+      <w:hyperlink r:id="rId24">
+        <w:r>
+          <w:rPr>
+            <w:lang w:val="zh_TW" w:bidi="zh_TW"/>
+          </w:rPr>
+          <w:rPr>
+            <w:color w:val="0000EE"/>
+            <w:u w:val="single"/>
+          </w:rPr>
+          <w:t>加2:9–10</w:t>
+        </w:r>
+      </w:hyperlink>
+      <w:r>
+        <w:rPr>
+          <w:lang w:val="zh_TW" w:bidi="zh_TW"/>
+        </w:rPr>
+        <w:t>；</w:t>
+      </w:r>
+      <w:hyperlink r:id="rId25">
+        <w:r>
+          <w:rPr>
+            <w:lang w:val="zh_TW" w:bidi="zh_TW"/>
+          </w:rPr>
+          <w:rPr>
+            <w:color w:val="0000EE"/>
+            <w:u w:val="single"/>
+          </w:rPr>
+          <w:t>提前5:3–16</w:t>
+        </w:r>
+      </w:hyperlink>
+      <w:r>
+        <w:rPr>
+          <w:lang w:val="zh_TW" w:bidi="zh_TW"/>
+        </w:rPr>
+        <w:t>；</w:t>
+      </w:r>
+      <w:hyperlink r:id="rId26">
+        <w:r>
+          <w:rPr>
+            <w:lang w:val="zh_TW" w:bidi="zh_TW"/>
+          </w:rPr>
+          <w:rPr>
+            <w:color w:val="0000EE"/>
+            <w:u w:val="single"/>
+          </w:rPr>
+          <w:t>雅1:27–2:26</w:t>
+        </w:r>
+      </w:hyperlink>
+      <w:r>
+        <w:rPr>
+          <w:lang w:val="zh_TW" w:bidi="zh_TW"/>
+        </w:rPr>
+        <w:t>；</w:t>
+      </w:r>
+      <w:hyperlink r:id="rId27">
+        <w:r>
+          <w:rPr>
+            <w:lang w:val="zh_TW" w:bidi="zh_TW"/>
+          </w:rPr>
+          <w:rPr>
+            <w:color w:val="0000EE"/>
+            <w:u w:val="single"/>
+          </w:rPr>
+          <w:t>約一3:17–19</w:t>
+        </w:r>
+      </w:hyperlink>
+      <w:r>
+        <w:rPr>
+          <w:lang w:val="zh_TW" w:bidi="zh_TW"/>
+        </w:rPr>
+        <w:t>）。</w:t>
       </w:r>
     </w:p>
     <w:p>
@@ -259,7 +657,7 @@
         <w:rPr>
           <w:lang w:val="zh_TW" w:bidi="zh_TW"/>
         </w:rPr>
-        <w:t>當面臨入侵威脅時，百姓自然想尋找逃避苦難的辦法。像耶利米這樣的先知，呼籲神的百姓離棄偶像，回轉順服耶和華。他們反對依靠向外邦強國求援，而是鼓勵百姓尋求耶和華的保護與拯救。</w:t>
+        <w:t>聖經展現神對受苦者的憐憫。作為耶穌的門徒，我們應當幫助有需要的人；也像先知一樣，無論在何處發現不義，都要起來抵抗。</w:t>
       </w:r>
     </w:p>
     <w:p>
@@ -271,9 +669,10 @@
       </w:r>
       <w:r>
         <w:rPr>
-          <w:lang w:val="zh_TW" w:bidi="zh_TW"/>
-        </w:rPr>
-        <w:t>先知有時會詳細描述入侵時將發生的慘況。他們這樣做並不是為了恐嚇或使百姓絕望，而是神差遣他們來勸勉百姓順服祂。他們的目標是使百姓信靠耶和華、經歷祂的拯救。這就是一個世紀前，希西家王面對亞述入侵時的反應；他選擇信靠耶和華，耶和華便施行拯救，保守了他與百姓的性命。</w:t>
+          <w:u w:val="single"/>
+          <w:lang w:val="zh_TW" w:bidi="zh_TW"/>
+        </w:rPr>
+        <w:t>進深研究的經文段落</w:t>
       </w:r>
     </w:p>
     <w:p>
@@ -283,22 +682,7 @@
           <w:lang w:val="zh_TW" w:bidi="zh_TW"/>
         </w:rPr>
       </w:r>
-      <w:r>
-        <w:rPr>
-          <w:u w:val="single"/>
-          <w:lang w:val="zh_TW" w:bidi="zh_TW"/>
-        </w:rPr>
-        <w:t>進深研究的經文段落</w:t>
-      </w:r>
-    </w:p>
-    <w:p>
-      <w:pPr/>
-      <w:r>
-        <w:rPr>
-          <w:lang w:val="zh_TW" w:bidi="zh_TW"/>
-        </w:rPr>
-      </w:r>
-      <w:hyperlink r:id="rId13">
+      <w:hyperlink r:id="rId28">
         <w:r>
           <w:rPr>
             <w:lang w:val="zh_TW" w:bidi="zh_TW"/>
@@ -307,7 +691,7 @@
             <w:color w:val="0000EE"/>
             <w:u w:val="single"/>
           </w:rPr>
-          <w:t>創14:1–16</w:t>
+          <w:t>出23:1–12</w:t>
         </w:r>
       </w:hyperlink>
       <w:r>
@@ -316,6 +700,312 @@
         </w:rPr>
         <w:t>；</w:t>
       </w:r>
+      <w:hyperlink r:id="rId29">
+        <w:r>
+          <w:rPr>
+            <w:lang w:val="zh_TW" w:bidi="zh_TW"/>
+          </w:rPr>
+          <w:rPr>
+            <w:color w:val="0000EE"/>
+            <w:u w:val="single"/>
+          </w:rPr>
+          <w:t>利19:9–18</w:t>
+        </w:r>
+      </w:hyperlink>
+      <w:r>
+        <w:rPr>
+          <w:lang w:val="zh_TW" w:bidi="zh_TW"/>
+        </w:rPr>
+        <w:t>；</w:t>
+      </w:r>
+      <w:hyperlink r:id="rId30">
+        <w:r>
+          <w:rPr>
+            <w:lang w:val="zh_TW" w:bidi="zh_TW"/>
+          </w:rPr>
+          <w:rPr>
+            <w:color w:val="0000EE"/>
+            <w:u w:val="single"/>
+          </w:rPr>
+          <w:t>申10:17–20</w:t>
+        </w:r>
+      </w:hyperlink>
+      <w:r>
+        <w:rPr>
+          <w:lang w:val="zh_TW" w:bidi="zh_TW"/>
+        </w:rPr>
+        <w:t>，</w:t>
+      </w:r>
+      <w:hyperlink r:id="rId31">
+        <w:r>
+          <w:rPr>
+            <w:lang w:val="zh_TW" w:bidi="zh_TW"/>
+          </w:rPr>
+          <w:rPr>
+            <w:color w:val="0000EE"/>
+            <w:u w:val="single"/>
+          </w:rPr>
+          <w:t>16:18–20</w:t>
+        </w:r>
+      </w:hyperlink>
+      <w:r>
+        <w:rPr>
+          <w:lang w:val="zh_TW" w:bidi="zh_TW"/>
+        </w:rPr>
+        <w:t>，</w:t>
+      </w:r>
+      <w:hyperlink r:id="rId32">
+        <w:r>
+          <w:rPr>
+            <w:lang w:val="zh_TW" w:bidi="zh_TW"/>
+          </w:rPr>
+          <w:rPr>
+            <w:color w:val="0000EE"/>
+            <w:u w:val="single"/>
+          </w:rPr>
+          <w:t>24:10–22</w:t>
+        </w:r>
+      </w:hyperlink>
+      <w:r>
+        <w:rPr>
+          <w:lang w:val="zh_TW" w:bidi="zh_TW"/>
+        </w:rPr>
+        <w:t>；</w:t>
+      </w:r>
+      <w:hyperlink r:id="rId33">
+        <w:r>
+          <w:rPr>
+            <w:lang w:val="zh_TW" w:bidi="zh_TW"/>
+          </w:rPr>
+          <w:rPr>
+            <w:color w:val="0000EE"/>
+            <w:u w:val="single"/>
+          </w:rPr>
+          <w:t>王上21:1–24</w:t>
+        </w:r>
+      </w:hyperlink>
+      <w:r>
+        <w:rPr>
+          <w:lang w:val="zh_TW" w:bidi="zh_TW"/>
+        </w:rPr>
+        <w:t>；</w:t>
+      </w:r>
+      <w:hyperlink r:id="rId34">
+        <w:r>
+          <w:rPr>
+            <w:lang w:val="zh_TW" w:bidi="zh_TW"/>
+          </w:rPr>
+          <w:rPr>
+            <w:color w:val="0000EE"/>
+            <w:u w:val="single"/>
+          </w:rPr>
+          <w:t>代下19:4–11</w:t>
+        </w:r>
+      </w:hyperlink>
+      <w:r>
+        <w:rPr>
+          <w:lang w:val="zh_TW" w:bidi="zh_TW"/>
+        </w:rPr>
+        <w:t>；</w:t>
+      </w:r>
+      <w:hyperlink r:id="rId35">
+        <w:r>
+          <w:rPr>
+            <w:lang w:val="zh_TW" w:bidi="zh_TW"/>
+          </w:rPr>
+          <w:rPr>
+            <w:color w:val="0000EE"/>
+            <w:u w:val="single"/>
+          </w:rPr>
+          <w:t>詩94:20–23</w:t>
+        </w:r>
+      </w:hyperlink>
+      <w:r>
+        <w:rPr>
+          <w:lang w:val="zh_TW" w:bidi="zh_TW"/>
+        </w:rPr>
+        <w:t>，</w:t>
+      </w:r>
+      <w:hyperlink r:id="rId36">
+        <w:r>
+          <w:rPr>
+            <w:lang w:val="zh_TW" w:bidi="zh_TW"/>
+          </w:rPr>
+          <w:rPr>
+            <w:color w:val="0000EE"/>
+            <w:u w:val="single"/>
+          </w:rPr>
+          <w:t>146:3–9</w:t>
+        </w:r>
+      </w:hyperlink>
+      <w:r>
+        <w:rPr>
+          <w:lang w:val="zh_TW" w:bidi="zh_TW"/>
+        </w:rPr>
+        <w:t>；</w:t>
+      </w:r>
+      <w:hyperlink r:id="rId37">
+        <w:r>
+          <w:rPr>
+            <w:lang w:val="zh_TW" w:bidi="zh_TW"/>
+          </w:rPr>
+          <w:rPr>
+            <w:color w:val="0000EE"/>
+            <w:u w:val="single"/>
+          </w:rPr>
+          <w:t>箴22:8–9</w:t>
+        </w:r>
+      </w:hyperlink>
+      <w:r>
+        <w:rPr>
+          <w:lang w:val="zh_TW" w:bidi="zh_TW"/>
+        </w:rPr>
+        <w:t>，</w:t>
+      </w:r>
+      <w:hyperlink r:id="rId38">
+        <w:r>
+          <w:rPr>
+            <w:lang w:val="zh_TW" w:bidi="zh_TW"/>
+          </w:rPr>
+          <w:rPr>
+            <w:color w:val="0000EE"/>
+            <w:u w:val="single"/>
+          </w:rPr>
+          <w:t>31:8–9</w:t>
+        </w:r>
+      </w:hyperlink>
+      <w:r>
+        <w:rPr>
+          <w:lang w:val="zh_TW" w:bidi="zh_TW"/>
+        </w:rPr>
+        <w:t>；</w:t>
+      </w:r>
+      <w:hyperlink r:id="rId39">
+        <w:r>
+          <w:rPr>
+            <w:lang w:val="zh_TW" w:bidi="zh_TW"/>
+          </w:rPr>
+          <w:rPr>
+            <w:color w:val="0000EE"/>
+            <w:u w:val="single"/>
+          </w:rPr>
+          <w:t>傳5:8–9</w:t>
+        </w:r>
+      </w:hyperlink>
+      <w:r>
+        <w:rPr>
+          <w:lang w:val="zh_TW" w:bidi="zh_TW"/>
+        </w:rPr>
+        <w:t>；</w:t>
+      </w:r>
+      <w:hyperlink r:id="rId40">
+        <w:r>
+          <w:rPr>
+            <w:lang w:val="zh_TW" w:bidi="zh_TW"/>
+          </w:rPr>
+          <w:rPr>
+            <w:color w:val="0000EE"/>
+            <w:u w:val="single"/>
+          </w:rPr>
+          <w:t>賽1:17</w:t>
+        </w:r>
+      </w:hyperlink>
+      <w:r>
+        <w:rPr>
+          <w:lang w:val="zh_TW" w:bidi="zh_TW"/>
+        </w:rPr>
+        <w:t>，</w:t>
+      </w:r>
+      <w:hyperlink r:id="rId41">
+        <w:r>
+          <w:rPr>
+            <w:lang w:val="zh_TW" w:bidi="zh_TW"/>
+          </w:rPr>
+          <w:rPr>
+            <w:color w:val="0000EE"/>
+            <w:u w:val="single"/>
+          </w:rPr>
+          <w:t>5:7</w:t>
+        </w:r>
+      </w:hyperlink>
+      <w:r>
+        <w:rPr>
+          <w:lang w:val="zh_TW" w:bidi="zh_TW"/>
+        </w:rPr>
+        <w:t>，</w:t>
+      </w:r>
+      <w:hyperlink r:id="rId42">
+        <w:r>
+          <w:rPr>
+            <w:lang w:val="zh_TW" w:bidi="zh_TW"/>
+          </w:rPr>
+          <w:rPr>
+            <w:color w:val="0000EE"/>
+            <w:u w:val="single"/>
+          </w:rPr>
+          <w:t>9:6–7</w:t>
+        </w:r>
+      </w:hyperlink>
+      <w:r>
+        <w:rPr>
+          <w:lang w:val="zh_TW" w:bidi="zh_TW"/>
+        </w:rPr>
+        <w:t>，</w:t>
+      </w:r>
+      <w:hyperlink r:id="rId43">
+        <w:r>
+          <w:rPr>
+            <w:lang w:val="zh_TW" w:bidi="zh_TW"/>
+          </w:rPr>
+          <w:rPr>
+            <w:color w:val="0000EE"/>
+            <w:u w:val="single"/>
+          </w:rPr>
+          <w:t>10:1–2</w:t>
+        </w:r>
+      </w:hyperlink>
+      <w:r>
+        <w:rPr>
+          <w:lang w:val="zh_TW" w:bidi="zh_TW"/>
+        </w:rPr>
+        <w:t>，</w:t>
+      </w:r>
+      <w:hyperlink r:id="rId44">
+        <w:r>
+          <w:rPr>
+            <w:lang w:val="zh_TW" w:bidi="zh_TW"/>
+          </w:rPr>
+          <w:rPr>
+            <w:color w:val="0000EE"/>
+            <w:u w:val="single"/>
+          </w:rPr>
+          <w:t>42:1–4</w:t>
+        </w:r>
+      </w:hyperlink>
+      <w:r>
+        <w:rPr>
+          <w:lang w:val="zh_TW" w:bidi="zh_TW"/>
+        </w:rPr>
+        <w:t>，</w:t>
+      </w:r>
+      <w:hyperlink r:id="rId45">
+        <w:r>
+          <w:rPr>
+            <w:lang w:val="zh_TW" w:bidi="zh_TW"/>
+          </w:rPr>
+          <w:rPr>
+            <w:color w:val="0000EE"/>
+            <w:u w:val="single"/>
+          </w:rPr>
+          <w:t>58:4–12</w:t>
+        </w:r>
+      </w:hyperlink>
+      <w:r>
+        <w:rPr>
+          <w:lang w:val="zh_TW" w:bidi="zh_TW"/>
+        </w:rPr>
+        <w:t>；</w:t>
+      </w:r>
       <w:hyperlink r:id="rId14">
         <w:r>
           <w:rPr>
@@ -325,10 +1015,16 @@
             <w:color w:val="0000EE"/>
             <w:u w:val="single"/>
           </w:rPr>
-          <w:t>王下17:5–23，</w:t>
+          <w:t>摩2:6–8</w:t>
         </w:r>
       </w:hyperlink>
-      <w:hyperlink r:id="rId15">
+      <w:r>
+        <w:rPr>
+          <w:lang w:val="zh_TW" w:bidi="zh_TW"/>
+        </w:rPr>
+        <w:t>，</w:t>
+      </w:r>
+      <w:hyperlink r:id="rId46">
         <w:r>
           <w:rPr>
             <w:lang w:val="zh_TW" w:bidi="zh_TW"/>
@@ -337,16 +1033,16 @@
             <w:color w:val="0000EE"/>
             <w:u w:val="single"/>
           </w:rPr>
-          <w:t>18:13–19:37</w:t>
+          <w:t>5:7–17</w:t>
         </w:r>
       </w:hyperlink>
       <w:r>
         <w:rPr>
           <w:lang w:val="zh_TW" w:bidi="zh_TW"/>
         </w:rPr>
-        <w:t>；</w:t>
-      </w:r>
-      <w:hyperlink r:id="rId16">
+        <w:t>、</w:t>
+      </w:r>
+      <w:hyperlink r:id="rId47">
         <w:r>
           <w:rPr>
             <w:lang w:val="zh_TW" w:bidi="zh_TW"/>
@@ -355,10 +1051,16 @@
             <w:color w:val="0000EE"/>
             <w:u w:val="single"/>
           </w:rPr>
-          <w:t>賽6:8–13，</w:t>
+          <w:t>23–24</w:t>
         </w:r>
       </w:hyperlink>
-      <w:hyperlink r:id="rId17">
+      <w:r>
+        <w:rPr>
+          <w:lang w:val="zh_TW" w:bidi="zh_TW"/>
+        </w:rPr>
+        <w:t>；</w:t>
+      </w:r>
+      <w:hyperlink r:id="rId48">
         <w:r>
           <w:rPr>
             <w:lang w:val="zh_TW" w:bidi="zh_TW"/>
@@ -367,10 +1069,16 @@
             <w:color w:val="0000EE"/>
             <w:u w:val="single"/>
           </w:rPr>
-          <w:t>36:1–37:38，</w:t>
+          <w:t>太12:15–21</w:t>
         </w:r>
       </w:hyperlink>
-      <w:hyperlink r:id="rId18">
+      <w:r>
+        <w:rPr>
+          <w:lang w:val="zh_TW" w:bidi="zh_TW"/>
+        </w:rPr>
+        <w:t>，</w:t>
+      </w:r>
+      <w:hyperlink r:id="rId49">
         <w:r>
           <w:rPr>
             <w:lang w:val="zh_TW" w:bidi="zh_TW"/>
@@ -379,7 +1087,7 @@
             <w:color w:val="0000EE"/>
             <w:u w:val="single"/>
           </w:rPr>
-          <w:t>65:21–23</w:t>
+          <w:t>23:23</w:t>
         </w:r>
       </w:hyperlink>
       <w:r>
@@ -388,7 +1096,7 @@
         </w:rPr>
         <w:t>；</w:t>
       </w:r>
-      <w:hyperlink r:id="rId19">
+      <w:hyperlink r:id="rId21">
         <w:r>
           <w:rPr>
             <w:lang w:val="zh_TW" w:bidi="zh_TW"/>
@@ -397,10 +1105,16 @@
             <w:color w:val="0000EE"/>
             <w:u w:val="single"/>
           </w:rPr>
-          <w:t>耶6:22–26，</w:t>
+          <w:t>路10:25–37</w:t>
         </w:r>
       </w:hyperlink>
-      <w:hyperlink r:id="rId20">
+      <w:r>
+        <w:rPr>
+          <w:lang w:val="zh_TW" w:bidi="zh_TW"/>
+        </w:rPr>
+        <w:t>；</w:t>
+      </w:r>
+      <w:hyperlink r:id="rId50">
         <w:r>
           <w:rPr>
             <w:lang w:val="zh_TW" w:bidi="zh_TW"/>
@@ -409,7 +1123,7 @@
             <w:color w:val="0000EE"/>
             <w:u w:val="single"/>
           </w:rPr>
-          <w:t>19:7–15</w:t>
+          <w:t>來1:8–9</w:t>
         </w:r>
       </w:hyperlink>
       <w:r>

--- a/zht/docx/070.content.docx
+++ b/zht/docx/070.content.docx
@@ -19,7 +19,7 @@
         <w:rPr>
           <w:lang w:val="zh_TW" w:bidi="zh_TW"/>
         </w:rPr>
-        <w:t>Resource: Tyndale Open Study Notes</w:t>
+        <w:t>Resource: Aquifer Open Study Notes (Themes)</w:t>
       </w:r>
       <w:r>
         <w:rPr>
@@ -112,7 +112,7 @@
         <w:rPr>
           <w:lang w:val="zh_TW" w:bidi="zh_TW"/>
         </w:rPr>
-        <w:t>Tyndale Open Study Notes</w:t>
+        <w:t>Aquifer Open Study Notes (Themes)</w:t>
       </w:r>
     </w:p>
     <w:p>

--- a/zht/docx/070.content.docx
+++ b/zht/docx/070.content.docx
@@ -233,18 +233,12 @@
         </w:rPr>
         <w:t>在舊約中，先知經常責備社會中的邪惡，並呼籲人們實踐社會公義（公平對待所有人，特別是窮人與弱勢群體）。先知以利亞對拿伯被謀殺的反應，以及他對亞哈王的責備，是早期的一個例子（</w:t>
       </w:r>
-      <w:hyperlink r:id="rId13">
-        <w:r>
-          <w:rPr>
-            <w:lang w:val="zh_TW" w:bidi="zh_TW"/>
-          </w:rPr>
-          <w:rPr>
-            <w:color w:val="0000EE"/>
-            <w:u w:val="single"/>
-          </w:rPr>
-          <w:t>王上21:16–24</w:t>
-        </w:r>
-      </w:hyperlink>
+      <w:r>
+        <w:rPr>
+          <w:lang w:val="zh_TW" w:bidi="zh_TW"/>
+        </w:rPr>
+        <w:t>王上21:16–24</w:t>
+      </w:r>
       <w:r>
         <w:rPr>
           <w:lang w:val="zh_TW" w:bidi="zh_TW"/>
@@ -271,36 +265,24 @@
         </w:rPr>
         <w:t xml:space="preserve"> （</w:t>
       </w:r>
-      <w:hyperlink r:id="rId14">
-        <w:r>
-          <w:rPr>
-            <w:lang w:val="zh_TW" w:bidi="zh_TW"/>
-          </w:rPr>
-          <w:rPr>
-            <w:color w:val="0000EE"/>
-            <w:u w:val="single"/>
-          </w:rPr>
-          <w:t>摩2:6–8</w:t>
-        </w:r>
-      </w:hyperlink>
+      <w:r>
+        <w:rPr>
+          <w:lang w:val="zh_TW" w:bidi="zh_TW"/>
+        </w:rPr>
+        <w:t>摩2:6–8</w:t>
+      </w:r>
       <w:r>
         <w:rPr>
           <w:lang w:val="zh_TW" w:bidi="zh_TW"/>
         </w:rPr>
         <w:t>；</w:t>
       </w:r>
-      <w:hyperlink r:id="rId15">
-        <w:r>
-          <w:rPr>
-            <w:lang w:val="zh_TW" w:bidi="zh_TW"/>
-          </w:rPr>
-          <w:rPr>
-            <w:color w:val="0000EE"/>
-            <w:u w:val="single"/>
-          </w:rPr>
-          <w:t>3:10</w:t>
-        </w:r>
-      </w:hyperlink>
+      <w:r>
+        <w:rPr>
+          <w:lang w:val="zh_TW" w:bidi="zh_TW"/>
+        </w:rPr>
+        <w:t>3:10</w:t>
+      </w:r>
       <w:r>
         <w:rPr>
           <w:lang w:val="zh_TW" w:bidi="zh_TW"/>
@@ -319,36 +301,24 @@
         </w:rPr>
         <w:t xml:space="preserve"> （</w:t>
       </w:r>
-      <w:hyperlink r:id="rId16">
-        <w:r>
-          <w:rPr>
-            <w:lang w:val="zh_TW" w:bidi="zh_TW"/>
-          </w:rPr>
-          <w:rPr>
-            <w:color w:val="0000EE"/>
-            <w:u w:val="single"/>
-          </w:rPr>
-          <w:t>2:9–12</w:t>
-        </w:r>
-      </w:hyperlink>
+      <w:r>
+        <w:rPr>
+          <w:lang w:val="zh_TW" w:bidi="zh_TW"/>
+        </w:rPr>
+        <w:t>2:9–12</w:t>
+      </w:r>
       <w:r>
         <w:rPr>
           <w:lang w:val="zh_TW" w:bidi="zh_TW"/>
         </w:rPr>
         <w:t>，</w:t>
       </w:r>
-      <w:hyperlink r:id="rId17">
-        <w:r>
-          <w:rPr>
-            <w:lang w:val="zh_TW" w:bidi="zh_TW"/>
-          </w:rPr>
-          <w:rPr>
-            <w:color w:val="0000EE"/>
-            <w:u w:val="single"/>
-          </w:rPr>
-          <w:t>3:1–2</w:t>
-        </w:r>
-      </w:hyperlink>
+      <w:r>
+        <w:rPr>
+          <w:lang w:val="zh_TW" w:bidi="zh_TW"/>
+        </w:rPr>
+        <w:t>3:1–2</w:t>
+      </w:r>
       <w:r>
         <w:rPr>
           <w:lang w:val="zh_TW" w:bidi="zh_TW"/>
@@ -367,18 +337,12 @@
         </w:rPr>
         <w:t xml:space="preserve"> （</w:t>
       </w:r>
-      <w:hyperlink r:id="rId18">
-        <w:r>
-          <w:rPr>
-            <w:lang w:val="zh_TW" w:bidi="zh_TW"/>
-          </w:rPr>
-          <w:rPr>
-            <w:color w:val="0000EE"/>
-            <w:u w:val="single"/>
-          </w:rPr>
-          <w:t>4:12</w:t>
-        </w:r>
-      </w:hyperlink>
+      <w:r>
+        <w:rPr>
+          <w:lang w:val="zh_TW" w:bidi="zh_TW"/>
+        </w:rPr>
+        <w:t>4:12</w:t>
+      </w:r>
       <w:r>
         <w:rPr>
           <w:lang w:val="zh_TW" w:bidi="zh_TW"/>
@@ -409,18 +373,12 @@
         </w:rPr>
         <w:t>」 （</w:t>
       </w:r>
-      <w:hyperlink r:id="rId19">
-        <w:r>
-          <w:rPr>
-            <w:lang w:val="zh_TW" w:bidi="zh_TW"/>
-          </w:rPr>
-          <w:rPr>
-            <w:color w:val="0000EE"/>
-            <w:u w:val="single"/>
-          </w:rPr>
-          <w:t>摩5:24</w:t>
-        </w:r>
-      </w:hyperlink>
+      <w:r>
+        <w:rPr>
+          <w:lang w:val="zh_TW" w:bidi="zh_TW"/>
+        </w:rPr>
+        <w:t>摩5:24</w:t>
+      </w:r>
       <w:r>
         <w:rPr>
           <w:lang w:val="zh_TW" w:bidi="zh_TW"/>
@@ -477,18 +435,12 @@
         </w:rPr>
         <w:t>（見</w:t>
       </w:r>
-      <w:hyperlink r:id="rId20">
-        <w:r>
-          <w:rPr>
-            <w:lang w:val="zh_TW" w:bidi="zh_TW"/>
-          </w:rPr>
-          <w:rPr>
-            <w:color w:val="0000EE"/>
-            <w:u w:val="single"/>
-          </w:rPr>
-          <w:t>太25:31–46</w:t>
-        </w:r>
-      </w:hyperlink>
+      <w:r>
+        <w:rPr>
+          <w:lang w:val="zh_TW" w:bidi="zh_TW"/>
+        </w:rPr>
+        <w:t>太25:31–46</w:t>
+      </w:r>
       <w:r>
         <w:rPr>
           <w:lang w:val="zh_TW" w:bidi="zh_TW"/>
@@ -507,36 +459,24 @@
         </w:rPr>
         <w:t>（見</w:t>
       </w:r>
-      <w:hyperlink r:id="rId21">
-        <w:r>
-          <w:rPr>
-            <w:lang w:val="zh_TW" w:bidi="zh_TW"/>
-          </w:rPr>
-          <w:rPr>
-            <w:color w:val="0000EE"/>
-            <w:u w:val="single"/>
-          </w:rPr>
-          <w:t>路10:25–37</w:t>
-        </w:r>
-      </w:hyperlink>
+      <w:r>
+        <w:rPr>
+          <w:lang w:val="zh_TW" w:bidi="zh_TW"/>
+        </w:rPr>
+        <w:t>路10:25–37</w:t>
+      </w:r>
       <w:r>
         <w:rPr>
           <w:lang w:val="zh_TW" w:bidi="zh_TW"/>
         </w:rPr>
         <w:t>；</w:t>
       </w:r>
-      <w:hyperlink r:id="rId22">
-        <w:r>
-          <w:rPr>
-            <w:lang w:val="zh_TW" w:bidi="zh_TW"/>
-          </w:rPr>
-          <w:rPr>
-            <w:color w:val="0000EE"/>
-            <w:u w:val="single"/>
-          </w:rPr>
-          <w:t>約13:35</w:t>
-        </w:r>
-      </w:hyperlink>
+      <w:r>
+        <w:rPr>
+          <w:lang w:val="zh_TW" w:bidi="zh_TW"/>
+        </w:rPr>
+        <w:t>約13:35</w:t>
+      </w:r>
       <w:r>
         <w:rPr>
           <w:lang w:val="zh_TW" w:bidi="zh_TW"/>
@@ -555,90 +495,60 @@
         </w:rPr>
         <w:t>（見</w:t>
       </w:r>
-      <w:hyperlink r:id="rId23">
-        <w:r>
-          <w:rPr>
-            <w:lang w:val="zh_TW" w:bidi="zh_TW"/>
-          </w:rPr>
-          <w:rPr>
-            <w:color w:val="0000EE"/>
-            <w:u w:val="single"/>
-          </w:rPr>
-          <w:t>徒2:44–45</w:t>
-        </w:r>
-      </w:hyperlink>
+      <w:r>
+        <w:rPr>
+          <w:lang w:val="zh_TW" w:bidi="zh_TW"/>
+        </w:rPr>
+        <w:t>徒2:44–45</w:t>
+      </w:r>
       <w:r>
         <w:rPr>
           <w:lang w:val="zh_TW" w:bidi="zh_TW"/>
         </w:rPr>
         <w:t>；</w:t>
       </w:r>
-      <w:hyperlink r:id="rId24">
-        <w:r>
-          <w:rPr>
-            <w:lang w:val="zh_TW" w:bidi="zh_TW"/>
-          </w:rPr>
-          <w:rPr>
-            <w:color w:val="0000EE"/>
-            <w:u w:val="single"/>
-          </w:rPr>
-          <w:t>加2:9–10</w:t>
-        </w:r>
-      </w:hyperlink>
+      <w:r>
+        <w:rPr>
+          <w:lang w:val="zh_TW" w:bidi="zh_TW"/>
+        </w:rPr>
+        <w:t>加2:9–10</w:t>
+      </w:r>
       <w:r>
         <w:rPr>
           <w:lang w:val="zh_TW" w:bidi="zh_TW"/>
         </w:rPr>
         <w:t>；</w:t>
       </w:r>
-      <w:hyperlink r:id="rId25">
-        <w:r>
-          <w:rPr>
-            <w:lang w:val="zh_TW" w:bidi="zh_TW"/>
-          </w:rPr>
-          <w:rPr>
-            <w:color w:val="0000EE"/>
-            <w:u w:val="single"/>
-          </w:rPr>
-          <w:t>提前5:3–16</w:t>
-        </w:r>
-      </w:hyperlink>
+      <w:r>
+        <w:rPr>
+          <w:lang w:val="zh_TW" w:bidi="zh_TW"/>
+        </w:rPr>
+        <w:t>提前5:3–16</w:t>
+      </w:r>
       <w:r>
         <w:rPr>
           <w:lang w:val="zh_TW" w:bidi="zh_TW"/>
         </w:rPr>
         <w:t>；</w:t>
       </w:r>
-      <w:hyperlink r:id="rId26">
-        <w:r>
-          <w:rPr>
-            <w:lang w:val="zh_TW" w:bidi="zh_TW"/>
-          </w:rPr>
-          <w:rPr>
-            <w:color w:val="0000EE"/>
-            <w:u w:val="single"/>
-          </w:rPr>
-          <w:t>雅1:27–2:26</w:t>
-        </w:r>
-      </w:hyperlink>
+      <w:r>
+        <w:rPr>
+          <w:lang w:val="zh_TW" w:bidi="zh_TW"/>
+        </w:rPr>
+        <w:t>雅1:27–2:26</w:t>
+      </w:r>
       <w:r>
         <w:rPr>
           <w:lang w:val="zh_TW" w:bidi="zh_TW"/>
         </w:rPr>
         <w:t>；</w:t>
       </w:r>
-      <w:hyperlink r:id="rId27">
-        <w:r>
-          <w:rPr>
-            <w:lang w:val="zh_TW" w:bidi="zh_TW"/>
-          </w:rPr>
-          <w:rPr>
-            <w:color w:val="0000EE"/>
-            <w:u w:val="single"/>
-          </w:rPr>
-          <w:t>約一3:17–19</w:t>
-        </w:r>
-      </w:hyperlink>
+      <w:r>
+        <w:rPr>
+          <w:lang w:val="zh_TW" w:bidi="zh_TW"/>
+        </w:rPr>
+        <w:t>約一3:17–19</w:t>
+      </w:r>
       <w:r>
         <w:rPr>
           <w:lang w:val="zh_TW" w:bidi="zh_TW"/>
@@ -682,450 +592,300 @@
           <w:lang w:val="zh_TW" w:bidi="zh_TW"/>
         </w:rPr>
       </w:r>
-      <w:hyperlink r:id="rId28">
-        <w:r>
-          <w:rPr>
-            <w:lang w:val="zh_TW" w:bidi="zh_TW"/>
-          </w:rPr>
-          <w:rPr>
-            <w:color w:val="0000EE"/>
-            <w:u w:val="single"/>
-          </w:rPr>
-          <w:t>出23:1–12</w:t>
-        </w:r>
-      </w:hyperlink>
+      <w:r>
+        <w:rPr>
+          <w:lang w:val="zh_TW" w:bidi="zh_TW"/>
+        </w:rPr>
+        <w:t>出23:1–12</w:t>
+      </w:r>
       <w:r>
         <w:rPr>
           <w:lang w:val="zh_TW" w:bidi="zh_TW"/>
         </w:rPr>
         <w:t>；</w:t>
       </w:r>
-      <w:hyperlink r:id="rId29">
-        <w:r>
-          <w:rPr>
-            <w:lang w:val="zh_TW" w:bidi="zh_TW"/>
-          </w:rPr>
-          <w:rPr>
-            <w:color w:val="0000EE"/>
-            <w:u w:val="single"/>
-          </w:rPr>
-          <w:t>利19:9–18</w:t>
-        </w:r>
-      </w:hyperlink>
+      <w:r>
+        <w:rPr>
+          <w:lang w:val="zh_TW" w:bidi="zh_TW"/>
+        </w:rPr>
+        <w:t>利19:9–18</w:t>
+      </w:r>
       <w:r>
         <w:rPr>
           <w:lang w:val="zh_TW" w:bidi="zh_TW"/>
         </w:rPr>
         <w:t>；</w:t>
       </w:r>
-      <w:hyperlink r:id="rId30">
-        <w:r>
-          <w:rPr>
-            <w:lang w:val="zh_TW" w:bidi="zh_TW"/>
-          </w:rPr>
-          <w:rPr>
-            <w:color w:val="0000EE"/>
-            <w:u w:val="single"/>
-          </w:rPr>
-          <w:t>申10:17–20</w:t>
-        </w:r>
-      </w:hyperlink>
+      <w:r>
+        <w:rPr>
+          <w:lang w:val="zh_TW" w:bidi="zh_TW"/>
+        </w:rPr>
+        <w:t>申10:17–20</w:t>
+      </w:r>
       <w:r>
         <w:rPr>
           <w:lang w:val="zh_TW" w:bidi="zh_TW"/>
         </w:rPr>
         <w:t>，</w:t>
       </w:r>
-      <w:hyperlink r:id="rId31">
-        <w:r>
-          <w:rPr>
-            <w:lang w:val="zh_TW" w:bidi="zh_TW"/>
-          </w:rPr>
-          <w:rPr>
-            <w:color w:val="0000EE"/>
-            <w:u w:val="single"/>
-          </w:rPr>
-          <w:t>16:18–20</w:t>
-        </w:r>
-      </w:hyperlink>
+      <w:r>
+        <w:rPr>
+          <w:lang w:val="zh_TW" w:bidi="zh_TW"/>
+        </w:rPr>
+        <w:t>16:18–20</w:t>
+      </w:r>
       <w:r>
         <w:rPr>
           <w:lang w:val="zh_TW" w:bidi="zh_TW"/>
         </w:rPr>
         <w:t>，</w:t>
       </w:r>
-      <w:hyperlink r:id="rId32">
-        <w:r>
-          <w:rPr>
-            <w:lang w:val="zh_TW" w:bidi="zh_TW"/>
-          </w:rPr>
-          <w:rPr>
-            <w:color w:val="0000EE"/>
-            <w:u w:val="single"/>
-          </w:rPr>
-          <w:t>24:10–22</w:t>
-        </w:r>
-      </w:hyperlink>
+      <w:r>
+        <w:rPr>
+          <w:lang w:val="zh_TW" w:bidi="zh_TW"/>
+        </w:rPr>
+        <w:t>24:10–22</w:t>
+      </w:r>
       <w:r>
         <w:rPr>
           <w:lang w:val="zh_TW" w:bidi="zh_TW"/>
         </w:rPr>
         <w:t>；</w:t>
       </w:r>
-      <w:hyperlink r:id="rId33">
-        <w:r>
-          <w:rPr>
-            <w:lang w:val="zh_TW" w:bidi="zh_TW"/>
-          </w:rPr>
-          <w:rPr>
-            <w:color w:val="0000EE"/>
-            <w:u w:val="single"/>
-          </w:rPr>
-          <w:t>王上21:1–24</w:t>
-        </w:r>
-      </w:hyperlink>
+      <w:r>
+        <w:rPr>
+          <w:lang w:val="zh_TW" w:bidi="zh_TW"/>
+        </w:rPr>
+        <w:t>王上21:1–24</w:t>
+      </w:r>
       <w:r>
         <w:rPr>
           <w:lang w:val="zh_TW" w:bidi="zh_TW"/>
         </w:rPr>
         <w:t>；</w:t>
       </w:r>
-      <w:hyperlink r:id="rId34">
-        <w:r>
-          <w:rPr>
-            <w:lang w:val="zh_TW" w:bidi="zh_TW"/>
-          </w:rPr>
-          <w:rPr>
-            <w:color w:val="0000EE"/>
-            <w:u w:val="single"/>
-          </w:rPr>
-          <w:t>代下19:4–11</w:t>
-        </w:r>
-      </w:hyperlink>
+      <w:r>
+        <w:rPr>
+          <w:lang w:val="zh_TW" w:bidi="zh_TW"/>
+        </w:rPr>
+        <w:t>代下19:4–11</w:t>
+      </w:r>
       <w:r>
         <w:rPr>
           <w:lang w:val="zh_TW" w:bidi="zh_TW"/>
         </w:rPr>
         <w:t>；</w:t>
       </w:r>
-      <w:hyperlink r:id="rId35">
-        <w:r>
-          <w:rPr>
-            <w:lang w:val="zh_TW" w:bidi="zh_TW"/>
-          </w:rPr>
-          <w:rPr>
-            <w:color w:val="0000EE"/>
-            <w:u w:val="single"/>
-          </w:rPr>
-          <w:t>詩94:20–23</w:t>
-        </w:r>
-      </w:hyperlink>
+      <w:r>
+        <w:rPr>
+          <w:lang w:val="zh_TW" w:bidi="zh_TW"/>
+        </w:rPr>
+        <w:t>詩94:20–23</w:t>
+      </w:r>
       <w:r>
         <w:rPr>
           <w:lang w:val="zh_TW" w:bidi="zh_TW"/>
         </w:rPr>
         <w:t>，</w:t>
       </w:r>
-      <w:hyperlink r:id="rId36">
-        <w:r>
-          <w:rPr>
-            <w:lang w:val="zh_TW" w:bidi="zh_TW"/>
-          </w:rPr>
-          <w:rPr>
-            <w:color w:val="0000EE"/>
-            <w:u w:val="single"/>
-          </w:rPr>
-          <w:t>146:3–9</w:t>
-        </w:r>
-      </w:hyperlink>
+      <w:r>
+        <w:rPr>
+          <w:lang w:val="zh_TW" w:bidi="zh_TW"/>
+        </w:rPr>
+        <w:t>146:3–9</w:t>
+      </w:r>
       <w:r>
         <w:rPr>
           <w:lang w:val="zh_TW" w:bidi="zh_TW"/>
         </w:rPr>
         <w:t>；</w:t>
       </w:r>
-      <w:hyperlink r:id="rId37">
-        <w:r>
-          <w:rPr>
-            <w:lang w:val="zh_TW" w:bidi="zh_TW"/>
-          </w:rPr>
-          <w:rPr>
-            <w:color w:val="0000EE"/>
-            <w:u w:val="single"/>
-          </w:rPr>
-          <w:t>箴22:8–9</w:t>
-        </w:r>
-      </w:hyperlink>
+      <w:r>
+        <w:rPr>
+          <w:lang w:val="zh_TW" w:bidi="zh_TW"/>
+        </w:rPr>
+        <w:t>箴22:8–9</w:t>
+      </w:r>
       <w:r>
         <w:rPr>
           <w:lang w:val="zh_TW" w:bidi="zh_TW"/>
         </w:rPr>
         <w:t>，</w:t>
       </w:r>
-      <w:hyperlink r:id="rId38">
-        <w:r>
-          <w:rPr>
-            <w:lang w:val="zh_TW" w:bidi="zh_TW"/>
-          </w:rPr>
-          <w:rPr>
-            <w:color w:val="0000EE"/>
-            <w:u w:val="single"/>
-          </w:rPr>
-          <w:t>31:8–9</w:t>
-        </w:r>
-      </w:hyperlink>
+      <w:r>
+        <w:rPr>
+          <w:lang w:val="zh_TW" w:bidi="zh_TW"/>
+        </w:rPr>
+        <w:t>31:8–9</w:t>
+      </w:r>
       <w:r>
         <w:rPr>
           <w:lang w:val="zh_TW" w:bidi="zh_TW"/>
         </w:rPr>
         <w:t>；</w:t>
       </w:r>
-      <w:hyperlink r:id="rId39">
-        <w:r>
-          <w:rPr>
-            <w:lang w:val="zh_TW" w:bidi="zh_TW"/>
-          </w:rPr>
-          <w:rPr>
-            <w:color w:val="0000EE"/>
-            <w:u w:val="single"/>
-          </w:rPr>
-          <w:t>傳5:8–9</w:t>
-        </w:r>
-      </w:hyperlink>
+      <w:r>
+        <w:rPr>
+          <w:lang w:val="zh_TW" w:bidi="zh_TW"/>
+        </w:rPr>
+        <w:t>傳5:8–9</w:t>
+      </w:r>
       <w:r>
         <w:rPr>
           <w:lang w:val="zh_TW" w:bidi="zh_TW"/>
         </w:rPr>
         <w:t>；</w:t>
       </w:r>
-      <w:hyperlink r:id="rId40">
-        <w:r>
-          <w:rPr>
-            <w:lang w:val="zh_TW" w:bidi="zh_TW"/>
-          </w:rPr>
-          <w:rPr>
-            <w:color w:val="0000EE"/>
-            <w:u w:val="single"/>
-          </w:rPr>
-          <w:t>賽1:17</w:t>
-        </w:r>
-      </w:hyperlink>
+      <w:r>
+        <w:rPr>
+          <w:lang w:val="zh_TW" w:bidi="zh_TW"/>
+        </w:rPr>
+        <w:t>賽1:17</w:t>
+      </w:r>
       <w:r>
         <w:rPr>
           <w:lang w:val="zh_TW" w:bidi="zh_TW"/>
         </w:rPr>
         <w:t>，</w:t>
       </w:r>
-      <w:hyperlink r:id="rId41">
-        <w:r>
-          <w:rPr>
-            <w:lang w:val="zh_TW" w:bidi="zh_TW"/>
-          </w:rPr>
-          <w:rPr>
-            <w:color w:val="0000EE"/>
-            <w:u w:val="single"/>
-          </w:rPr>
-          <w:t>5:7</w:t>
-        </w:r>
-      </w:hyperlink>
+      <w:r>
+        <w:rPr>
+          <w:lang w:val="zh_TW" w:bidi="zh_TW"/>
+        </w:rPr>
+        <w:t>5:7</w:t>
+      </w:r>
       <w:r>
         <w:rPr>
           <w:lang w:val="zh_TW" w:bidi="zh_TW"/>
         </w:rPr>
         <w:t>，</w:t>
       </w:r>
-      <w:hyperlink r:id="rId42">
-        <w:r>
-          <w:rPr>
-            <w:lang w:val="zh_TW" w:bidi="zh_TW"/>
-          </w:rPr>
-          <w:rPr>
-            <w:color w:val="0000EE"/>
-            <w:u w:val="single"/>
-          </w:rPr>
-          <w:t>9:6–7</w:t>
-        </w:r>
-      </w:hyperlink>
+      <w:r>
+        <w:rPr>
+          <w:lang w:val="zh_TW" w:bidi="zh_TW"/>
+        </w:rPr>
+        <w:t>9:6–7</w:t>
+      </w:r>
       <w:r>
         <w:rPr>
           <w:lang w:val="zh_TW" w:bidi="zh_TW"/>
         </w:rPr>
         <w:t>，</w:t>
       </w:r>
-      <w:hyperlink r:id="rId43">
-        <w:r>
-          <w:rPr>
-            <w:lang w:val="zh_TW" w:bidi="zh_TW"/>
-          </w:rPr>
-          <w:rPr>
-            <w:color w:val="0000EE"/>
-            <w:u w:val="single"/>
-          </w:rPr>
-          <w:t>10:1–2</w:t>
-        </w:r>
-      </w:hyperlink>
+      <w:r>
+        <w:rPr>
+          <w:lang w:val="zh_TW" w:bidi="zh_TW"/>
+        </w:rPr>
+        <w:t>10:1–2</w:t>
+      </w:r>
       <w:r>
         <w:rPr>
           <w:lang w:val="zh_TW" w:bidi="zh_TW"/>
         </w:rPr>
         <w:t>，</w:t>
       </w:r>
-      <w:hyperlink r:id="rId44">
-        <w:r>
-          <w:rPr>
-            <w:lang w:val="zh_TW" w:bidi="zh_TW"/>
-          </w:rPr>
-          <w:rPr>
-            <w:color w:val="0000EE"/>
-            <w:u w:val="single"/>
-          </w:rPr>
-          <w:t>42:1–4</w:t>
-        </w:r>
-      </w:hyperlink>
+      <w:r>
+        <w:rPr>
+          <w:lang w:val="zh_TW" w:bidi="zh_TW"/>
+        </w:rPr>
+        <w:t>42:1–4</w:t>
+      </w:r>
       <w:r>
         <w:rPr>
           <w:lang w:val="zh_TW" w:bidi="zh_TW"/>
         </w:rPr>
         <w:t>，</w:t>
       </w:r>
-      <w:hyperlink r:id="rId45">
-        <w:r>
-          <w:rPr>
-            <w:lang w:val="zh_TW" w:bidi="zh_TW"/>
-          </w:rPr>
-          <w:rPr>
-            <w:color w:val="0000EE"/>
-            <w:u w:val="single"/>
-          </w:rPr>
-          <w:t>58:4–12</w:t>
-        </w:r>
-      </w:hyperlink>
+      <w:r>
+        <w:rPr>
+          <w:lang w:val="zh_TW" w:bidi="zh_TW"/>
+        </w:rPr>
+        <w:t>58:4–12</w:t>
+      </w:r>
       <w:r>
         <w:rPr>
           <w:lang w:val="zh_TW" w:bidi="zh_TW"/>
         </w:rPr>
         <w:t>；</w:t>
       </w:r>
-      <w:hyperlink r:id="rId14">
-        <w:r>
-          <w:rPr>
-            <w:lang w:val="zh_TW" w:bidi="zh_TW"/>
-          </w:rPr>
-          <w:rPr>
-            <w:color w:val="0000EE"/>
-            <w:u w:val="single"/>
-          </w:rPr>
-          <w:t>摩2:6–8</w:t>
-        </w:r>
-      </w:hyperlink>
+      <w:r>
+        <w:rPr>
+          <w:lang w:val="zh_TW" w:bidi="zh_TW"/>
+        </w:rPr>
+        <w:t>摩2:6–8</w:t>
+      </w:r>
       <w:r>
         <w:rPr>
           <w:lang w:val="zh_TW" w:bidi="zh_TW"/>
         </w:rPr>
         <w:t>，</w:t>
       </w:r>
-      <w:hyperlink r:id="rId46">
-        <w:r>
-          <w:rPr>
-            <w:lang w:val="zh_TW" w:bidi="zh_TW"/>
-          </w:rPr>
-          <w:rPr>
-            <w:color w:val="0000EE"/>
-            <w:u w:val="single"/>
-          </w:rPr>
-          <w:t>5:7–17</w:t>
-        </w:r>
-      </w:hyperlink>
+      <w:r>
+        <w:rPr>
+          <w:lang w:val="zh_TW" w:bidi="zh_TW"/>
+        </w:rPr>
+        <w:t>5:7–17</w:t>
+      </w:r>
       <w:r>
         <w:rPr>
           <w:lang w:val="zh_TW" w:bidi="zh_TW"/>
         </w:rPr>
         <w:t>、</w:t>
       </w:r>
-      <w:hyperlink r:id="rId47">
-        <w:r>
-          <w:rPr>
-            <w:lang w:val="zh_TW" w:bidi="zh_TW"/>
-          </w:rPr>
-          <w:rPr>
-            <w:color w:val="0000EE"/>
-            <w:u w:val="single"/>
-          </w:rPr>
-          <w:t>23–24</w:t>
-        </w:r>
-      </w:hyperlink>
+      <w:r>
+        <w:rPr>
+          <w:lang w:val="zh_TW" w:bidi="zh_TW"/>
+        </w:rPr>
+        <w:t>23–24</w:t>
+      </w:r>
       <w:r>
         <w:rPr>
           <w:lang w:val="zh_TW" w:bidi="zh_TW"/>
         </w:rPr>
         <w:t>；</w:t>
       </w:r>
-      <w:hyperlink r:id="rId48">
-        <w:r>
-          <w:rPr>
-            <w:lang w:val="zh_TW" w:bidi="zh_TW"/>
-          </w:rPr>
-          <w:rPr>
-            <w:color w:val="0000EE"/>
-            <w:u w:val="single"/>
-          </w:rPr>
-          <w:t>太12:15–21</w:t>
-        </w:r>
-      </w:hyperlink>
+      <w:r>
+        <w:rPr>
+          <w:lang w:val="zh_TW" w:bidi="zh_TW"/>
+        </w:rPr>
+        <w:t>太12:15–21</w:t>
+      </w:r>
       <w:r>
         <w:rPr>
           <w:lang w:val="zh_TW" w:bidi="zh_TW"/>
         </w:rPr>
         <w:t>，</w:t>
       </w:r>
-      <w:hyperlink r:id="rId49">
-        <w:r>
-          <w:rPr>
-            <w:lang w:val="zh_TW" w:bidi="zh_TW"/>
-          </w:rPr>
-          <w:rPr>
-            <w:color w:val="0000EE"/>
-            <w:u w:val="single"/>
-          </w:rPr>
-          <w:t>23:23</w:t>
-        </w:r>
-      </w:hyperlink>
+      <w:r>
+        <w:rPr>
+          <w:lang w:val="zh_TW" w:bidi="zh_TW"/>
+        </w:rPr>
+        <w:t>23:23</w:t>
+      </w:r>
       <w:r>
         <w:rPr>
           <w:lang w:val="zh_TW" w:bidi="zh_TW"/>
         </w:rPr>
         <w:t>；</w:t>
       </w:r>
-      <w:hyperlink r:id="rId21">
-        <w:r>
-          <w:rPr>
-            <w:lang w:val="zh_TW" w:bidi="zh_TW"/>
-          </w:rPr>
-          <w:rPr>
-            <w:color w:val="0000EE"/>
-            <w:u w:val="single"/>
-          </w:rPr>
-          <w:t>路10:25–37</w:t>
-        </w:r>
-      </w:hyperlink>
+      <w:r>
+        <w:rPr>
+          <w:lang w:val="zh_TW" w:bidi="zh_TW"/>
+        </w:rPr>
+        <w:t>路10:25–37</w:t>
+      </w:r>
       <w:r>
         <w:rPr>
           <w:lang w:val="zh_TW" w:bidi="zh_TW"/>
         </w:rPr>
         <w:t>；</w:t>
       </w:r>
-      <w:hyperlink r:id="rId50">
-        <w:r>
-          <w:rPr>
-            <w:lang w:val="zh_TW" w:bidi="zh_TW"/>
-          </w:rPr>
-          <w:rPr>
-            <w:color w:val="0000EE"/>
-            <w:u w:val="single"/>
-          </w:rPr>
-          <w:t>來1:8–9</w:t>
-        </w:r>
-      </w:hyperlink>
+      <w:r>
+        <w:rPr>
+          <w:lang w:val="zh_TW" w:bidi="zh_TW"/>
+        </w:rPr>
+        <w:t>來1:8–9</w:t>
+      </w:r>
       <w:r>
         <w:rPr>
           <w:lang w:val="zh_TW" w:bidi="zh_TW"/>
